--- a/Rapport_BELLEGARDE_Dev_2_LOG3500_ETE_2026.docx
+++ b/Rapport_BELLEGARDE_Dev_2_LOG3500_ETE_2026.docx
@@ -7,8 +7,6 @@
         <w:spacing w:after="160" w:line="259" w:lineRule="auto"/>
         <w:ind w:left="0" w:firstLine="0"/>
       </w:pPr>
-      <w:bookmarkStart w:id="0" w:name="_GoBack"/>
-      <w:bookmarkEnd w:id="0"/>
     </w:p>
     <w:p>
       <w:pPr>
@@ -172,7 +170,7 @@
           <w:b/>
           <w:sz w:val="44"/>
         </w:rPr>
-        <w:t>Travail # 1</w:t>
+        <w:t>Travail # 2</w:t>
       </w:r>
       <w:r>
         <w:rPr>
@@ -545,7 +543,7 @@
         <w:rPr>
           <w:sz w:val="40"/>
         </w:rPr>
-        <w:t>11/06</w:t>
+        <w:t>13/07</w:t>
       </w:r>
       <w:r>
         <w:rPr>
@@ -562,444 +560,32 @@
     </w:p>
     <w:p>
       <w:pPr>
+        <w:pStyle w:val="Heading1"/>
+        <w:rPr>
+          <w:color w:val="auto"/>
+          <w:u w:val="single"/>
+        </w:rPr>
+      </w:pPr>
+      <w:r>
+        <w:rPr>
+          <w:sz w:val="28"/>
+          <w:u w:val="single"/>
+        </w:rPr>
+        <w:t>1. Objectif</w:t>
+      </w:r>
+    </w:p>
+    <w:p>
+      <w:pPr>
         <w:pStyle w:val="NormalWeb"/>
-        <w:jc w:val="center"/>
-        <w:rPr>
-          <w:b/>
-          <w:sz w:val="28"/>
-          <w:szCs w:val="26"/>
-          <w:u w:val="single"/>
-        </w:rPr>
       </w:pPr>
       <w:r>
-        <w:rPr>
-          <w:b/>
-          <w:sz w:val="28"/>
-          <w:szCs w:val="26"/>
-          <w:u w:val="single"/>
-        </w:rPr>
-        <w:t>Validation W3C du projet HTML/CSS</w:t>
-      </w:r>
-    </w:p>
-    <w:p>
-      <w:pPr>
-        <w:pStyle w:val="NormalWeb"/>
-        <w:jc w:val="center"/>
-        <w:rPr>
-          <w:sz w:val="26"/>
-          <w:szCs w:val="26"/>
-        </w:rPr>
-      </w:pPr>
-      <w:hyperlink r:id="rId8" w:history="1">
-        <w:r>
-          <w:rPr>
-            <w:rStyle w:val="Hyperlink"/>
-            <w:sz w:val="26"/>
-            <w:szCs w:val="26"/>
-          </w:rPr>
-          <w:t>Lien hypertexte vers le dépôt GitHub</w:t>
-        </w:r>
-      </w:hyperlink>
-    </w:p>
-    <w:p>
-      <w:pPr>
-        <w:pStyle w:val="NormalWeb"/>
-        <w:numPr>
-          <w:ilvl w:val="0"/>
-          <w:numId w:val="15"/>
-        </w:numPr>
-        <w:rPr>
-          <w:sz w:val="26"/>
-          <w:szCs w:val="26"/>
-          <w:u w:val="single"/>
-        </w:rPr>
-      </w:pPr>
-      <w:r>
-        <w:rPr>
-          <w:sz w:val="26"/>
-          <w:szCs w:val="26"/>
-          <w:u w:val="single"/>
-        </w:rPr>
-        <w:t>Validation HTML</w:t>
-      </w:r>
-    </w:p>
-    <w:p>
-      <w:pPr>
-        <w:pStyle w:val="NormalWeb"/>
-        <w:rPr>
-          <w:sz w:val="26"/>
-          <w:szCs w:val="26"/>
-        </w:rPr>
-      </w:pPr>
-      <w:r>
-        <w:rPr>
-          <w:sz w:val="26"/>
-          <w:szCs w:val="26"/>
-        </w:rPr>
-        <w:t>Dès ma première soumission</w:t>
+        <w:t xml:space="preserve">Ce rapport présente les étapes de validation W3C effectuées sur le projet </w:t>
       </w:r>
       <w:r>
         <w:rPr>
-          <w:sz w:val="26"/>
-          <w:szCs w:val="26"/>
-        </w:rPr>
-        <w:t xml:space="preserve"> au validateur du W3C</w:t>
-      </w:r>
-      <w:r>
-        <w:rPr>
-          <w:sz w:val="26"/>
-          <w:szCs w:val="26"/>
-        </w:rPr>
-        <w:t xml:space="preserve">, </w:t>
-      </w:r>
-      <w:r>
-        <w:rPr>
-          <w:sz w:val="26"/>
-          <w:szCs w:val="26"/>
-        </w:rPr>
-        <w:t>pour</w:t>
-      </w:r>
-      <w:r>
-        <w:rPr>
-          <w:sz w:val="26"/>
-          <w:szCs w:val="26"/>
-        </w:rPr>
-        <w:t xml:space="preserve"> mon fichier “</w:t>
-      </w:r>
-      <w:r>
-        <w:rPr>
-          <w:i/>
-          <w:sz w:val="26"/>
-          <w:szCs w:val="26"/>
-        </w:rPr>
-        <w:t>index.html</w:t>
-      </w:r>
-      <w:r>
-        <w:rPr>
-          <w:sz w:val="26"/>
-          <w:szCs w:val="26"/>
-        </w:rPr>
-        <w:t>”</w:t>
-      </w:r>
-      <w:r>
-        <w:rPr>
-          <w:sz w:val="26"/>
-          <w:szCs w:val="26"/>
-        </w:rPr>
-        <w:t xml:space="preserve"> (validateur HTML), j</w:t>
-      </w:r>
-      <w:r>
-        <w:rPr>
-          <w:sz w:val="26"/>
-          <w:szCs w:val="26"/>
-        </w:rPr>
-        <w:t>’ai o</w:t>
-      </w:r>
-      <w:r>
-        <w:rPr>
-          <w:sz w:val="26"/>
-          <w:szCs w:val="26"/>
-        </w:rPr>
-        <w:t>btenu</w:t>
-      </w:r>
-      <w:r>
-        <w:rPr>
-          <w:sz w:val="26"/>
-          <w:szCs w:val="26"/>
-        </w:rPr>
-        <w:t xml:space="preserve"> comme résultat</w:t>
-      </w:r>
-      <w:r>
-        <w:rPr>
-          <w:sz w:val="26"/>
-          <w:szCs w:val="26"/>
-        </w:rPr>
-        <w:t xml:space="preserve"> :</w:t>
-      </w:r>
-    </w:p>
-    <w:p>
-      <w:pPr>
-        <w:pStyle w:val="NormalWeb"/>
-        <w:numPr>
-          <w:ilvl w:val="0"/>
-          <w:numId w:val="16"/>
-        </w:numPr>
-        <w:rPr>
-          <w:sz w:val="26"/>
-          <w:szCs w:val="26"/>
-        </w:rPr>
-      </w:pPr>
-      <w:r>
-        <w:rPr>
-          <w:sz w:val="26"/>
-          <w:szCs w:val="26"/>
-        </w:rPr>
-        <w:t>Aucune erreur détectée.</w:t>
-      </w:r>
-    </w:p>
-    <w:p>
-      <w:pPr>
-        <w:pStyle w:val="NormalWeb"/>
-        <w:numPr>
-          <w:ilvl w:val="0"/>
-          <w:numId w:val="16"/>
-        </w:numPr>
-        <w:rPr>
-          <w:sz w:val="26"/>
-          <w:szCs w:val="26"/>
-        </w:rPr>
-      </w:pPr>
-      <w:r>
-        <w:rPr>
-          <w:sz w:val="26"/>
-          <w:szCs w:val="26"/>
-        </w:rPr>
-        <w:t>Aucun avertissement détecté.</w:t>
-      </w:r>
-    </w:p>
-    <w:p>
-      <w:pPr>
-        <w:pStyle w:val="NormalWeb"/>
-        <w:rPr>
-          <w:sz w:val="26"/>
-          <w:szCs w:val="26"/>
-        </w:rPr>
-      </w:pPr>
-      <w:r>
-        <w:rPr>
-          <w:sz w:val="26"/>
-          <w:szCs w:val="26"/>
-        </w:rPr>
-        <w:t>Message retourné par le validateur :</w:t>
-      </w:r>
-    </w:p>
-    <w:p>
-      <w:pPr>
-        <w:pStyle w:val="NormalWeb"/>
-        <w:rPr>
-          <w:sz w:val="26"/>
-          <w:szCs w:val="26"/>
-        </w:rPr>
-      </w:pPr>
-      <w:r>
-        <w:rPr>
-          <w:sz w:val="26"/>
-          <w:szCs w:val="26"/>
-        </w:rPr>
-        <w:t>"</w:t>
-      </w:r>
-      <w:r>
-        <w:rPr>
-          <w:i/>
-          <w:sz w:val="26"/>
-          <w:szCs w:val="26"/>
-        </w:rPr>
-        <w:t>Document checking completed. No errors or warnings to show.</w:t>
-      </w:r>
-      <w:r>
-        <w:rPr>
-          <w:sz w:val="26"/>
-          <w:szCs w:val="26"/>
-        </w:rPr>
-        <w:t>"</w:t>
-      </w:r>
-    </w:p>
-    <w:p>
-      <w:pPr>
-        <w:pStyle w:val="NormalWeb"/>
-        <w:numPr>
-          <w:ilvl w:val="0"/>
-          <w:numId w:val="17"/>
-        </w:numPr>
-        <w:rPr>
-          <w:sz w:val="26"/>
-          <w:szCs w:val="26"/>
-          <w:u w:val="single"/>
-        </w:rPr>
-      </w:pPr>
-      <w:r>
-        <w:rPr>
-          <w:sz w:val="26"/>
-          <w:szCs w:val="26"/>
-          <w:u w:val="single"/>
-        </w:rPr>
-        <w:t>Validation CSS</w:t>
-      </w:r>
-    </w:p>
-    <w:p>
-      <w:pPr>
-        <w:pStyle w:val="NormalWeb"/>
-        <w:rPr>
-          <w:sz w:val="26"/>
-          <w:szCs w:val="26"/>
-        </w:rPr>
-      </w:pPr>
-      <w:r>
-        <w:rPr>
-          <w:sz w:val="26"/>
-          <w:szCs w:val="26"/>
-        </w:rPr>
-        <w:t xml:space="preserve">Le fichier </w:t>
-      </w:r>
-      <w:r>
-        <w:rPr>
-          <w:i/>
-          <w:sz w:val="26"/>
-          <w:szCs w:val="26"/>
-        </w:rPr>
-        <w:t>style.css</w:t>
-      </w:r>
-      <w:r>
-        <w:rPr>
-          <w:sz w:val="26"/>
-          <w:szCs w:val="26"/>
-        </w:rPr>
-        <w:t xml:space="preserve"> a été soumis au validateur CSS du W3C.</w:t>
-      </w:r>
-    </w:p>
-    <w:p>
-      <w:pPr>
-        <w:pStyle w:val="NormalWeb"/>
-        <w:rPr>
-          <w:sz w:val="26"/>
-          <w:szCs w:val="26"/>
-        </w:rPr>
-      </w:pPr>
-      <w:r>
-        <w:rPr>
-          <w:sz w:val="26"/>
-          <w:szCs w:val="26"/>
-        </w:rPr>
-        <w:t>Résultat obtenu :</w:t>
-      </w:r>
-    </w:p>
-    <w:p>
-      <w:pPr>
-        <w:pStyle w:val="NormalWeb"/>
-        <w:numPr>
-          <w:ilvl w:val="0"/>
-          <w:numId w:val="18"/>
-        </w:numPr>
-        <w:rPr>
-          <w:sz w:val="26"/>
-          <w:szCs w:val="26"/>
-        </w:rPr>
-      </w:pPr>
-      <w:r>
-        <w:rPr>
-          <w:sz w:val="26"/>
-          <w:szCs w:val="26"/>
-        </w:rPr>
-        <w:t>Aucune erreur détectée.</w:t>
-      </w:r>
-    </w:p>
-    <w:p>
-      <w:pPr>
-        <w:pStyle w:val="NormalWeb"/>
-        <w:rPr>
-          <w:sz w:val="26"/>
-          <w:szCs w:val="26"/>
-        </w:rPr>
-      </w:pPr>
-      <w:r>
-        <w:rPr>
-          <w:sz w:val="26"/>
-          <w:szCs w:val="26"/>
-        </w:rPr>
-        <w:t>Message retourné par le validateur :</w:t>
-      </w:r>
-    </w:p>
-    <w:p>
-      <w:pPr>
-        <w:pStyle w:val="NormalWeb"/>
-        <w:rPr>
-          <w:sz w:val="26"/>
-          <w:szCs w:val="26"/>
-        </w:rPr>
-      </w:pPr>
-      <w:r>
-        <w:rPr>
-          <w:sz w:val="26"/>
-          <w:szCs w:val="26"/>
-        </w:rPr>
-        <w:t>"</w:t>
-      </w:r>
-      <w:r>
-        <w:rPr>
-          <w:i/>
-          <w:sz w:val="26"/>
-          <w:szCs w:val="26"/>
-        </w:rPr>
-        <w:t>Congratulations! No Error Found. This document validates as CSS level 3 + SVG</w:t>
-      </w:r>
-      <w:r>
-        <w:rPr>
-          <w:sz w:val="26"/>
-          <w:szCs w:val="26"/>
-        </w:rPr>
-        <w:t>."</w:t>
-      </w:r>
-    </w:p>
-    <w:p>
-      <w:pPr>
-        <w:pStyle w:val="NormalWeb"/>
-        <w:numPr>
-          <w:ilvl w:val="0"/>
-          <w:numId w:val="19"/>
-        </w:numPr>
-        <w:rPr>
-          <w:sz w:val="26"/>
-          <w:szCs w:val="26"/>
-        </w:rPr>
-      </w:pPr>
-      <w:r>
-        <w:rPr>
-          <w:sz w:val="26"/>
-          <w:szCs w:val="26"/>
-        </w:rPr>
-        <w:t>Conclusion</w:t>
-      </w:r>
-    </w:p>
-    <w:p>
-      <w:pPr>
-        <w:pStyle w:val="NormalWeb"/>
-        <w:rPr>
-          <w:sz w:val="26"/>
-          <w:szCs w:val="26"/>
-        </w:rPr>
-      </w:pPr>
-      <w:r>
-        <w:rPr>
-          <w:sz w:val="26"/>
-          <w:szCs w:val="26"/>
-        </w:rPr>
-        <w:t>Après</w:t>
-      </w:r>
-      <w:r>
-        <w:rPr>
-          <w:sz w:val="26"/>
-          <w:szCs w:val="26"/>
-        </w:rPr>
-        <w:t xml:space="preserve"> ma première</w:t>
-      </w:r>
-      <w:r>
-        <w:rPr>
-          <w:sz w:val="26"/>
-          <w:szCs w:val="26"/>
-        </w:rPr>
-        <w:t xml:space="preserve"> validation des fichiers HTML et CSS, aucune erreur ni aucun avertissement n'ont été signalés par les outils de validation du W3C.</w:t>
-      </w:r>
-    </w:p>
-    <w:p>
-      <w:pPr>
-        <w:pStyle w:val="NormalWeb"/>
-      </w:pPr>
-      <w:r>
-        <w:rPr>
-          <w:sz w:val="26"/>
-          <w:szCs w:val="26"/>
-        </w:rPr>
-        <w:t>Par conséquent, aucune correction n'a été nécessaire avant la remise du projet</w:t>
+          <w:rStyle w:val="Strong"/>
+        </w:rPr>
+        <w:t>Weather Dashboard</w:t>
       </w:r>
       <w:r>
         <w:t>.</w:t>
@@ -1009,85 +595,559 @@
       <w:pPr>
         <w:pStyle w:val="NormalWeb"/>
       </w:pPr>
-    </w:p>
-    <w:p>
-      <w:pPr>
-        <w:pStyle w:val="NormalWeb"/>
-      </w:pPr>
-    </w:p>
-    <w:p>
-      <w:pPr>
-        <w:pStyle w:val="NormalWeb"/>
-        <w:rPr>
-          <w:b/>
-          <w:sz w:val="26"/>
-          <w:szCs w:val="26"/>
-          <w:u w:val="single"/>
-        </w:rPr>
-      </w:pPr>
       <w:r>
-        <w:rPr>
-          <w:sz w:val="26"/>
-          <w:szCs w:val="26"/>
-        </w:rPr>
-        <w:t xml:space="preserve">                                       </w:t>
+        <w:t xml:space="preserve">Les fichiers HTML et CSS ont été validés à l'aide des validateurs officiels du W3C. Les erreurs </w:t>
       </w:r>
       <w:r>
-        <w:rPr>
-          <w:b/>
-          <w:sz w:val="26"/>
-          <w:szCs w:val="26"/>
+        <w:t>détectées ont été corrigées avant la remise finale du projet.</w:t>
+      </w:r>
+    </w:p>
+    <w:p>
+      <w:pPr>
+        <w:pStyle w:val="Heading1"/>
+        <w:rPr>
+          <w:sz w:val="28"/>
           <w:u w:val="single"/>
         </w:rPr>
-        <w:t xml:space="preserve">Captures d'écran des résultats de validation </w:t>
+      </w:pPr>
+      <w:r>
+        <w:rPr>
+          <w:sz w:val="28"/>
+          <w:u w:val="single"/>
+        </w:rPr>
+        <w:t>2. Validation HTML</w:t>
       </w:r>
     </w:p>
     <w:p>
       <w:pPr>
-        <w:spacing w:after="0" w:line="259" w:lineRule="auto"/>
+        <w:pStyle w:val="Heading2"/>
+        <w:jc w:val="center"/>
+      </w:pPr>
+      <w:r>
+        <w:rPr>
+          <w:color w:val="00B0F0"/>
+        </w:rPr>
+        <w:t>Avant correction</w:t>
+      </w:r>
+    </w:p>
+    <w:p>
+      <w:pPr>
+        <w:jc w:val="center"/>
+      </w:pPr>
+      <w:r>
+        <w:rPr>
+          <w:noProof/>
+          <w:lang w:val="en-US" w:eastAsia="en-US"/>
+        </w:rPr>
+        <mc:AlternateContent>
+          <mc:Choice Requires="wps">
+            <w:drawing>
+              <wp:anchor distT="0" distB="0" distL="114300" distR="114300" simplePos="0" relativeHeight="251659264" behindDoc="0" locked="0" layoutInCell="1" allowOverlap="1" wp14:anchorId="2EE4960F" wp14:editId="5922FC7F">
+                <wp:simplePos x="0" y="0"/>
+                <wp:positionH relativeFrom="column">
+                  <wp:posOffset>-330835</wp:posOffset>
+                </wp:positionH>
+                <wp:positionV relativeFrom="paragraph">
+                  <wp:posOffset>85090</wp:posOffset>
+                </wp:positionV>
+                <wp:extent cx="7124700" cy="3390900"/>
+                <wp:effectExtent l="0" t="0" r="19050" b="19050"/>
+                <wp:wrapNone/>
+                <wp:docPr id="6" name="Text Box 6"/>
+                <wp:cNvGraphicFramePr/>
+                <a:graphic xmlns:a="http://schemas.openxmlformats.org/drawingml/2006/main">
+                  <a:graphicData uri="http://schemas.microsoft.com/office/word/2010/wordprocessingShape">
+                    <wps:wsp>
+                      <wps:cNvSpPr txBox="1"/>
+                      <wps:spPr>
+                        <a:xfrm>
+                          <a:off x="0" y="0"/>
+                          <a:ext cx="7124700" cy="3390900"/>
+                        </a:xfrm>
+                        <a:prstGeom prst="rect">
+                          <a:avLst/>
+                        </a:prstGeom>
+                        <a:solidFill>
+                          <a:schemeClr val="lt1"/>
+                        </a:solidFill>
+                        <a:ln w="6350">
+                          <a:solidFill>
+                            <a:prstClr val="black"/>
+                          </a:solidFill>
+                        </a:ln>
+                      </wps:spPr>
+                      <wps:txbx>
+                        <w:txbxContent>
+                          <w:p>
+                            <w:pPr>
+                              <w:ind w:left="0"/>
+                            </w:pPr>
+                            <w:r>
+                              <w:rPr>
+                                <w:noProof/>
+                                <w:lang w:val="en-US" w:eastAsia="en-US"/>
+                              </w:rPr>
+                              <w:drawing>
+                                <wp:inline distT="0" distB="0" distL="0" distR="0" wp14:anchorId="79FA2CDA" wp14:editId="7BAE7910">
+                                  <wp:extent cx="6935470" cy="3195429"/>
+                                  <wp:effectExtent l="0" t="0" r="0" b="5080"/>
+                                  <wp:docPr id="7" name="Picture 7" descr="C:\Users\deber\Downloads\image_erreur_index.png"/>
+                                  <wp:cNvGraphicFramePr>
+                                    <a:graphicFrameLocks xmlns:a="http://schemas.openxmlformats.org/drawingml/2006/main" noChangeAspect="1"/>
+                                  </wp:cNvGraphicFramePr>
+                                  <a:graphic xmlns:a="http://schemas.openxmlformats.org/drawingml/2006/main">
+                                    <a:graphicData uri="http://schemas.openxmlformats.org/drawingml/2006/picture">
+                                      <pic:pic xmlns:pic="http://schemas.openxmlformats.org/drawingml/2006/picture">
+                                        <pic:nvPicPr>
+                                          <pic:cNvPr id="0" name="Picture 9" descr="C:\Users\deber\Downloads\image_erreur_index.png"/>
+                                          <pic:cNvPicPr>
+                                            <a:picLocks noChangeAspect="1" noChangeArrowheads="1"/>
+                                          </pic:cNvPicPr>
+                                        </pic:nvPicPr>
+                                        <pic:blipFill>
+                                          <a:blip r:embed="rId8">
+                                            <a:extLst>
+                                              <a:ext uri="{28A0092B-C50C-407E-A947-70E740481C1C}">
+                                                <a14:useLocalDpi xmlns:a14="http://schemas.microsoft.com/office/drawing/2010/main" val="0"/>
+                                              </a:ext>
+                                            </a:extLst>
+                                          </a:blip>
+                                          <a:srcRect/>
+                                          <a:stretch>
+                                            <a:fillRect/>
+                                          </a:stretch>
+                                        </pic:blipFill>
+                                        <pic:spPr bwMode="auto">
+                                          <a:xfrm>
+                                            <a:off x="0" y="0"/>
+                                            <a:ext cx="6936180" cy="3195756"/>
+                                          </a:xfrm>
+                                          <a:prstGeom prst="rect">
+                                            <a:avLst/>
+                                          </a:prstGeom>
+                                          <a:noFill/>
+                                          <a:ln>
+                                            <a:noFill/>
+                                          </a:ln>
+                                        </pic:spPr>
+                                      </pic:pic>
+                                    </a:graphicData>
+                                  </a:graphic>
+                                </wp:inline>
+                              </w:drawing>
+                            </w:r>
+                          </w:p>
+                        </w:txbxContent>
+                      </wps:txbx>
+                      <wps:bodyPr rot="0" spcFirstLastPara="0" vertOverflow="overflow" horzOverflow="overflow" vert="horz" wrap="square" lIns="91440" tIns="45720" rIns="91440" bIns="45720" numCol="1" spcCol="0" rtlCol="0" fromWordArt="0" anchor="t" anchorCtr="0" forceAA="0" compatLnSpc="1">
+                        <a:prstTxWarp prst="textNoShape">
+                          <a:avLst/>
+                        </a:prstTxWarp>
+                        <a:noAutofit/>
+                      </wps:bodyPr>
+                    </wps:wsp>
+                  </a:graphicData>
+                </a:graphic>
+                <wp14:sizeRelH relativeFrom="margin">
+                  <wp14:pctWidth>0</wp14:pctWidth>
+                </wp14:sizeRelH>
+                <wp14:sizeRelV relativeFrom="margin">
+                  <wp14:pctHeight>0</wp14:pctHeight>
+                </wp14:sizeRelV>
+              </wp:anchor>
+            </w:drawing>
+          </mc:Choice>
+          <mc:Fallback>
+            <w:pict>
+              <v:shapetype w14:anchorId="2EE4960F" id="_x0000_t202" coordsize="21600,21600" o:spt="202" path="m,l,21600r21600,l21600,xe">
+                <v:stroke joinstyle="miter"/>
+                <v:path gradientshapeok="t" o:connecttype="rect"/>
+              </v:shapetype>
+              <v:shape id="Text Box 6" o:spid="_x0000_s1026" type="#_x0000_t202" style="position:absolute;left:0;text-align:left;margin-left:-26.05pt;margin-top:6.7pt;width:561pt;height:267pt;z-index:251659264;visibility:visible;mso-wrap-style:square;mso-width-percent:0;mso-height-percent:0;mso-wrap-distance-left:9pt;mso-wrap-distance-top:0;mso-wrap-distance-right:9pt;mso-wrap-distance-bottom:0;mso-position-horizontal:absolute;mso-position-horizontal-relative:text;mso-position-vertical:absolute;mso-position-vertical-relative:text;mso-width-percent:0;mso-height-percent:0;mso-width-relative:margin;mso-height-relative:margin;v-text-anchor:top" o:gfxdata="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" fillcolor="white [3201]" strokeweight=".5pt">
+                <v:textbox>
+                  <w:txbxContent>
+                    <w:p>
+                      <w:pPr>
+                        <w:ind w:left="0"/>
+                      </w:pPr>
+                      <w:r>
+                        <w:rPr>
+                          <w:noProof/>
+                          <w:lang w:val="en-US" w:eastAsia="en-US"/>
+                        </w:rPr>
+                        <w:drawing>
+                          <wp:inline distT="0" distB="0" distL="0" distR="0" wp14:anchorId="79FA2CDA" wp14:editId="7BAE7910">
+                            <wp:extent cx="6935470" cy="3195429"/>
+                            <wp:effectExtent l="0" t="0" r="0" b="5080"/>
+                            <wp:docPr id="7" name="Picture 7" descr="C:\Users\deber\Downloads\image_erreur_index.png"/>
+                            <wp:cNvGraphicFramePr>
+                              <a:graphicFrameLocks xmlns:a="http://schemas.openxmlformats.org/drawingml/2006/main" noChangeAspect="1"/>
+                            </wp:cNvGraphicFramePr>
+                            <a:graphic xmlns:a="http://schemas.openxmlformats.org/drawingml/2006/main">
+                              <a:graphicData uri="http://schemas.openxmlformats.org/drawingml/2006/picture">
+                                <pic:pic xmlns:pic="http://schemas.openxmlformats.org/drawingml/2006/picture">
+                                  <pic:nvPicPr>
+                                    <pic:cNvPr id="0" name="Picture 9" descr="C:\Users\deber\Downloads\image_erreur_index.png"/>
+                                    <pic:cNvPicPr>
+                                      <a:picLocks noChangeAspect="1" noChangeArrowheads="1"/>
+                                    </pic:cNvPicPr>
+                                  </pic:nvPicPr>
+                                  <pic:blipFill>
+                                    <a:blip r:embed="rId8">
+                                      <a:extLst>
+                                        <a:ext uri="{28A0092B-C50C-407E-A947-70E740481C1C}">
+                                          <a14:useLocalDpi xmlns:a14="http://schemas.microsoft.com/office/drawing/2010/main" val="0"/>
+                                        </a:ext>
+                                      </a:extLst>
+                                    </a:blip>
+                                    <a:srcRect/>
+                                    <a:stretch>
+                                      <a:fillRect/>
+                                    </a:stretch>
+                                  </pic:blipFill>
+                                  <pic:spPr bwMode="auto">
+                                    <a:xfrm>
+                                      <a:off x="0" y="0"/>
+                                      <a:ext cx="6936180" cy="3195756"/>
+                                    </a:xfrm>
+                                    <a:prstGeom prst="rect">
+                                      <a:avLst/>
+                                    </a:prstGeom>
+                                    <a:noFill/>
+                                    <a:ln>
+                                      <a:noFill/>
+                                    </a:ln>
+                                  </pic:spPr>
+                                </pic:pic>
+                              </a:graphicData>
+                            </a:graphic>
+                          </wp:inline>
+                        </w:drawing>
+                      </w:r>
+                    </w:p>
+                  </w:txbxContent>
+                </v:textbox>
+              </v:shape>
+            </w:pict>
+          </mc:Fallback>
+        </mc:AlternateContent>
+      </w:r>
+    </w:p>
+    <w:p>
+      <w:pPr>
+        <w:pStyle w:val="Heading3"/>
+      </w:pPr>
+    </w:p>
+    <w:p>
+      <w:pPr>
+        <w:pStyle w:val="Heading3"/>
+      </w:pPr>
+    </w:p>
+    <w:p>
+      <w:pPr>
+        <w:pStyle w:val="Heading3"/>
+      </w:pPr>
+    </w:p>
+    <w:p>
+      <w:pPr>
+        <w:pStyle w:val="Heading3"/>
+      </w:pPr>
+    </w:p>
+    <w:p>
+      <w:pPr>
+        <w:pStyle w:val="Heading3"/>
+      </w:pPr>
+    </w:p>
+    <w:p>
+      <w:pPr>
+        <w:pStyle w:val="Heading3"/>
+      </w:pPr>
+    </w:p>
+    <w:p>
+      <w:pPr>
+        <w:pStyle w:val="Heading3"/>
+      </w:pPr>
+    </w:p>
+    <w:p>
+      <w:pPr>
+        <w:pStyle w:val="Heading3"/>
+      </w:pPr>
+    </w:p>
+    <w:p>
+      <w:pPr>
+        <w:pStyle w:val="Heading3"/>
+      </w:pPr>
+    </w:p>
+    <w:p>
+      <w:pPr>
+        <w:pStyle w:val="Heading3"/>
+      </w:pPr>
+    </w:p>
+    <w:p>
+      <w:pPr>
+        <w:pStyle w:val="Heading3"/>
+      </w:pPr>
+    </w:p>
+    <w:p>
+      <w:pPr>
+        <w:pStyle w:val="Heading3"/>
+      </w:pPr>
+    </w:p>
+    <w:p>
+      <w:pPr>
+        <w:pStyle w:val="Heading3"/>
+      </w:pPr>
+    </w:p>
+    <w:p>
+      <w:pPr>
+        <w:pStyle w:val="Heading3"/>
+      </w:pPr>
+    </w:p>
+    <w:p>
+      <w:pPr>
+        <w:pStyle w:val="Heading3"/>
+      </w:pPr>
+    </w:p>
+    <w:p>
+      <w:pPr>
+        <w:pStyle w:val="Heading3"/>
+      </w:pPr>
+    </w:p>
+    <w:p>
+      <w:pPr>
+        <w:pStyle w:val="Heading3"/>
         <w:ind w:left="0" w:firstLine="0"/>
       </w:pPr>
+    </w:p>
+    <w:p>
+      <w:pPr>
+        <w:pStyle w:val="Heading3"/>
+        <w:jc w:val="center"/>
+        <w:rPr>
+          <w:color w:val="00B0F0"/>
+        </w:rPr>
+      </w:pPr>
       <w:r>
-        <w:br/>
+        <w:rPr>
+          <w:color w:val="00B0F0"/>
+        </w:rPr>
+        <w:t>Corrections apportées</w:t>
       </w:r>
     </w:p>
     <w:p>
       <w:pPr>
-        <w:spacing w:after="160" w:line="278" w:lineRule="auto"/>
-        <w:ind w:left="0" w:firstLine="0"/>
-        <w:jc w:val="center"/>
-        <w:rPr>
-          <w:b/>
-          <w:u w:val="single"/>
-        </w:rPr>
+        <w:numPr>
+          <w:ilvl w:val="0"/>
+          <w:numId w:val="20"/>
+        </w:numPr>
+        <w:spacing w:before="100" w:beforeAutospacing="1" w:after="100" w:afterAutospacing="1" w:line="240" w:lineRule="auto"/>
       </w:pPr>
       <w:r>
-        <w:br w:type="page"/>
+        <w:t xml:space="preserve">Ajout des titres manquants dans les sections. </w:t>
+      </w:r>
+    </w:p>
+    <w:p>
+      <w:pPr>
+        <w:numPr>
+          <w:ilvl w:val="0"/>
+          <w:numId w:val="20"/>
+        </w:numPr>
+        <w:spacing w:before="100" w:beforeAutospacing="1" w:after="100" w:afterAutospacing="1" w:line="240" w:lineRule="auto"/>
+      </w:pPr>
+      <w:r>
+        <w:t xml:space="preserve">Correction de l'attribut </w:t>
       </w:r>
       <w:r>
         <w:rPr>
-          <w:b/>
-          <w:u w:val="single"/>
-        </w:rPr>
-        <w:lastRenderedPageBreak/>
-        <w:t>HTML</w:t>
+          <w:rStyle w:val="HTMLCode"/>
+        </w:rPr>
+        <w:t>src</w:t>
       </w:r>
-    </w:p>
-    <w:p>
-      <w:pPr>
-        <w:spacing w:after="0" w:line="259" w:lineRule="auto"/>
-        <w:ind w:left="0" w:firstLine="0"/>
-      </w:pPr>
       <w:r>
+        <w:t xml:space="preserve"> de l'image. </w:t>
+      </w:r>
+    </w:p>
+    <w:p>
+      <w:pPr>
+        <w:numPr>
+          <w:ilvl w:val="0"/>
+          <w:numId w:val="20"/>
+        </w:numPr>
+        <w:spacing w:before="100" w:beforeAutospacing="1" w:after="100" w:afterAutospacing="1" w:line="240" w:lineRule="auto"/>
+      </w:pPr>
+      <w:r>
+        <w:t xml:space="preserve">Ajout d'un contenu par défaut pour les titres vides. </w:t>
+      </w:r>
+    </w:p>
+    <w:p>
+      <w:pPr>
+        <w:numPr>
+          <w:ilvl w:val="0"/>
+          <w:numId w:val="20"/>
+        </w:numPr>
+        <w:spacing w:before="100" w:beforeAutospacing="1" w:after="100" w:afterAutospacing="1" w:line="240" w:lineRule="auto"/>
+      </w:pPr>
+      <w:r>
+        <w:t xml:space="preserve">Vérification complète de la structure HTML5. </w:t>
+      </w:r>
+    </w:p>
+    <w:p>
+      <w:pPr>
+        <w:pStyle w:val="Heading2"/>
+        <w:jc w:val="center"/>
+        <w:rPr>
+          <w:color w:val="00B0F0"/>
+        </w:rPr>
+      </w:pPr>
+      <w:r>
+        <w:rPr>
+          <w:color w:val="00B0F0"/>
+        </w:rPr>
+        <w:t>Après correction</w:t>
+      </w:r>
+    </w:p>
+    <w:p>
+      <w:pPr>
+        <w:pStyle w:val="NormalWeb"/>
+        <w:rPr>
+          <w:rStyle w:val="Emphasis"/>
+        </w:rPr>
+      </w:pPr>
+    </w:p>
+    <w:p>
+      <w:pPr>
+        <w:pStyle w:val="NormalWeb"/>
+        <w:rPr>
+          <w:rStyle w:val="Emphasis"/>
+        </w:rPr>
+      </w:pPr>
+    </w:p>
+    <w:p>
+      <w:pPr>
+        <w:pStyle w:val="NormalWeb"/>
+        <w:rPr>
+          <w:rStyle w:val="Emphasis"/>
+        </w:rPr>
+      </w:pPr>
+    </w:p>
+    <w:p>
+      <w:pPr>
+        <w:pStyle w:val="NormalWeb"/>
+        <w:rPr>
+          <w:rStyle w:val="Emphasis"/>
+        </w:rPr>
+      </w:pPr>
+    </w:p>
+    <w:p>
+      <w:pPr>
+        <w:pStyle w:val="NormalWeb"/>
+        <w:rPr>
+          <w:rStyle w:val="Emphasis"/>
+        </w:rPr>
+      </w:pPr>
+    </w:p>
+    <w:p>
+      <w:pPr>
+        <w:pStyle w:val="NormalWeb"/>
+        <w:rPr>
+          <w:rStyle w:val="Emphasis"/>
+        </w:rPr>
+      </w:pPr>
+      <w:r>
         <w:rPr>
           <w:noProof/>
-          <w:lang w:val="en-US" w:eastAsia="en-US"/>
+        </w:rPr>
+        <mc:AlternateContent>
+          <mc:Choice Requires="wps">
+            <w:drawing>
+              <wp:anchor distT="0" distB="0" distL="114300" distR="114300" simplePos="0" relativeHeight="251661312" behindDoc="1" locked="0" layoutInCell="1" allowOverlap="1" wp14:anchorId="4E7F5321" wp14:editId="65375952">
+                <wp:simplePos x="0" y="0"/>
+                <wp:positionH relativeFrom="column">
+                  <wp:posOffset>-73660</wp:posOffset>
+                </wp:positionH>
+                <wp:positionV relativeFrom="paragraph">
+                  <wp:posOffset>-70485</wp:posOffset>
+                </wp:positionV>
+                <wp:extent cx="6667500" cy="3390900"/>
+                <wp:effectExtent l="0" t="0" r="19050" b="19050"/>
+                <wp:wrapNone/>
+                <wp:docPr id="10" name="Text Box 10"/>
+                <wp:cNvGraphicFramePr/>
+                <a:graphic xmlns:a="http://schemas.openxmlformats.org/drawingml/2006/main">
+                  <a:graphicData uri="http://schemas.microsoft.com/office/word/2010/wordprocessingShape">
+                    <wps:wsp>
+                      <wps:cNvSpPr txBox="1"/>
+                      <wps:spPr>
+                        <a:xfrm>
+                          <a:off x="0" y="0"/>
+                          <a:ext cx="6667500" cy="3390900"/>
+                        </a:xfrm>
+                        <a:prstGeom prst="rect">
+                          <a:avLst/>
+                        </a:prstGeom>
+                        <a:solidFill>
+                          <a:schemeClr val="lt1"/>
+                        </a:solidFill>
+                        <a:ln w="6350">
+                          <a:solidFill>
+                            <a:prstClr val="black"/>
+                          </a:solidFill>
+                        </a:ln>
+                      </wps:spPr>
+                      <wps:txbx>
+                        <w:txbxContent>
+                          <w:p>
+                            <w:pPr>
+                              <w:ind w:left="0"/>
+                            </w:pPr>
+                          </w:p>
+                        </w:txbxContent>
+                      </wps:txbx>
+                      <wps:bodyPr rot="0" spcFirstLastPara="0" vertOverflow="overflow" horzOverflow="overflow" vert="horz" wrap="square" lIns="91440" tIns="45720" rIns="91440" bIns="45720" numCol="1" spcCol="0" rtlCol="0" fromWordArt="0" anchor="t" anchorCtr="0" forceAA="0" compatLnSpc="1">
+                        <a:prstTxWarp prst="textNoShape">
+                          <a:avLst/>
+                        </a:prstTxWarp>
+                        <a:noAutofit/>
+                      </wps:bodyPr>
+                    </wps:wsp>
+                  </a:graphicData>
+                </a:graphic>
+                <wp14:sizeRelH relativeFrom="margin">
+                  <wp14:pctWidth>0</wp14:pctWidth>
+                </wp14:sizeRelH>
+                <wp14:sizeRelV relativeFrom="margin">
+                  <wp14:pctHeight>0</wp14:pctHeight>
+                </wp14:sizeRelV>
+              </wp:anchor>
+            </w:drawing>
+          </mc:Choice>
+          <mc:Fallback>
+            <w:pict>
+              <v:shape w14:anchorId="4E7F5321" id="Text Box 10" o:spid="_x0000_s1027" type="#_x0000_t202" style="position:absolute;margin-left:-5.8pt;margin-top:-5.55pt;width:525pt;height:267pt;z-index:-251655168;visibility:visible;mso-wrap-style:square;mso-width-percent:0;mso-height-percent:0;mso-wrap-distance-left:9pt;mso-wrap-distance-top:0;mso-wrap-distance-right:9pt;mso-wrap-distance-bottom:0;mso-position-horizontal:absolute;mso-position-horizontal-relative:text;mso-position-vertical:absolute;mso-position-vertical-relative:text;mso-width-percent:0;mso-height-percent:0;mso-width-relative:margin;mso-height-relative:margin;v-text-anchor:top" o:gfxdata="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" fillcolor="white [3201]" strokeweight=".5pt">
+                <v:textbox>
+                  <w:txbxContent>
+                    <w:p>
+                      <w:pPr>
+                        <w:ind w:left="0"/>
+                      </w:pPr>
+                    </w:p>
+                  </w:txbxContent>
+                </v:textbox>
+              </v:shape>
+            </w:pict>
+          </mc:Fallback>
+        </mc:AlternateContent>
+      </w:r>
+      <w:r>
+        <w:rPr>
+          <w:rStyle w:val="Emphasis"/>
+          <w:noProof/>
         </w:rPr>
         <w:drawing>
-          <wp:inline distT="0" distB="0" distL="0" distR="0" wp14:anchorId="2DC81B6D" wp14:editId="744B668D">
-            <wp:extent cx="6051550" cy="3402330"/>
-            <wp:effectExtent l="0" t="0" r="6350" b="7620"/>
-            <wp:docPr id="1" name="Picture 1"/>
+          <wp:inline distT="0" distB="0" distL="0" distR="0" wp14:anchorId="46DEF886" wp14:editId="52FC823E">
+            <wp:extent cx="6591300" cy="3119546"/>
+            <wp:effectExtent l="0" t="0" r="0" b="5080"/>
+            <wp:docPr id="8" name="Picture 8" descr="C:\Users\deber\Downloads\image_after_correction.png"/>
             <wp:cNvGraphicFramePr>
               <a:graphicFrameLocks xmlns:a="http://schemas.openxmlformats.org/drawingml/2006/main" noChangeAspect="1"/>
             </wp:cNvGraphicFramePr>
@@ -1095,23 +1155,36 @@
               <a:graphicData uri="http://schemas.openxmlformats.org/drawingml/2006/picture">
                 <pic:pic xmlns:pic="http://schemas.openxmlformats.org/drawingml/2006/picture">
                   <pic:nvPicPr>
-                    <pic:cNvPr id="1" name=""/>
-                    <pic:cNvPicPr/>
+                    <pic:cNvPr id="0" name="Picture 10" descr="C:\Users\deber\Downloads\image_after_correction.png"/>
+                    <pic:cNvPicPr>
+                      <a:picLocks noChangeAspect="1" noChangeArrowheads="1"/>
+                    </pic:cNvPicPr>
                   </pic:nvPicPr>
                   <pic:blipFill>
-                    <a:blip r:embed="rId9"/>
+                    <a:blip r:embed="rId9">
+                      <a:extLst>
+                        <a:ext uri="{28A0092B-C50C-407E-A947-70E740481C1C}">
+                          <a14:useLocalDpi xmlns:a14="http://schemas.microsoft.com/office/drawing/2010/main" val="0"/>
+                        </a:ext>
+                      </a:extLst>
+                    </a:blip>
+                    <a:srcRect/>
                     <a:stretch>
                       <a:fillRect/>
                     </a:stretch>
                   </pic:blipFill>
-                  <pic:spPr>
+                  <pic:spPr bwMode="auto">
                     <a:xfrm>
                       <a:off x="0" y="0"/>
-                      <a:ext cx="6051550" cy="3402330"/>
+                      <a:ext cx="6591300" cy="3119546"/>
                     </a:xfrm>
                     <a:prstGeom prst="rect">
                       <a:avLst/>
                     </a:prstGeom>
+                    <a:noFill/>
+                    <a:ln>
+                      <a:noFill/>
+                    </a:ln>
                   </pic:spPr>
                 </pic:pic>
               </a:graphicData>
@@ -1122,43 +1195,591 @@
     </w:p>
     <w:p>
       <w:pPr>
-        <w:spacing w:after="0" w:line="259" w:lineRule="auto"/>
+        <w:pStyle w:val="NormalWeb"/>
+        <w:rPr>
+          <w:rStyle w:val="Emphasis"/>
+        </w:rPr>
+      </w:pPr>
+      <w:r>
+        <w:rPr>
+          <w:noProof/>
+        </w:rPr>
+        <mc:AlternateContent>
+          <mc:Choice Requires="wps">
+            <w:drawing>
+              <wp:anchor distT="0" distB="0" distL="114300" distR="114300" simplePos="0" relativeHeight="251663360" behindDoc="1" locked="0" layoutInCell="1" allowOverlap="1" wp14:anchorId="0DF4A263" wp14:editId="08187CAD">
+                <wp:simplePos x="0" y="0"/>
+                <wp:positionH relativeFrom="column">
+                  <wp:posOffset>2540</wp:posOffset>
+                </wp:positionH>
+                <wp:positionV relativeFrom="paragraph">
+                  <wp:posOffset>351790</wp:posOffset>
+                </wp:positionV>
+                <wp:extent cx="6667500" cy="2886075"/>
+                <wp:effectExtent l="0" t="0" r="19050" b="28575"/>
+                <wp:wrapNone/>
+                <wp:docPr id="12" name="Text Box 12"/>
+                <wp:cNvGraphicFramePr/>
+                <a:graphic xmlns:a="http://schemas.openxmlformats.org/drawingml/2006/main">
+                  <a:graphicData uri="http://schemas.microsoft.com/office/word/2010/wordprocessingShape">
+                    <wps:wsp>
+                      <wps:cNvSpPr txBox="1"/>
+                      <wps:spPr>
+                        <a:xfrm>
+                          <a:off x="0" y="0"/>
+                          <a:ext cx="6667500" cy="2886075"/>
+                        </a:xfrm>
+                        <a:prstGeom prst="rect">
+                          <a:avLst/>
+                        </a:prstGeom>
+                        <a:solidFill>
+                          <a:schemeClr val="lt1"/>
+                        </a:solidFill>
+                        <a:ln w="6350">
+                          <a:solidFill>
+                            <a:prstClr val="black"/>
+                          </a:solidFill>
+                        </a:ln>
+                      </wps:spPr>
+                      <wps:txbx>
+                        <w:txbxContent>
+                          <w:p>
+                            <w:pPr>
+                              <w:ind w:left="0"/>
+                            </w:pPr>
+                            <w:r>
+                              <w:rPr>
+                                <w:rStyle w:val="Emphasis"/>
+                                <w:noProof/>
+                              </w:rPr>
+                              <w:drawing>
+                                <wp:inline distT="0" distB="0" distL="0" distR="0" wp14:anchorId="083D2D0A" wp14:editId="1B4EC2F2">
+                                  <wp:extent cx="6499207" cy="2838450"/>
+                                  <wp:effectExtent l="0" t="0" r="0" b="0"/>
+                                  <wp:docPr id="9" name="Picture 9" descr="C:\Users\deber\Downloads\image_2_after_correction.png"/>
+                                  <wp:cNvGraphicFramePr>
+                                    <a:graphicFrameLocks xmlns:a="http://schemas.openxmlformats.org/drawingml/2006/main" noChangeAspect="1"/>
+                                  </wp:cNvGraphicFramePr>
+                                  <a:graphic xmlns:a="http://schemas.openxmlformats.org/drawingml/2006/main">
+                                    <a:graphicData uri="http://schemas.openxmlformats.org/drawingml/2006/picture">
+                                      <pic:pic xmlns:pic="http://schemas.openxmlformats.org/drawingml/2006/picture">
+                                        <pic:nvPicPr>
+                                          <pic:cNvPr id="0" name="Picture 11" descr="C:\Users\deber\Downloads\image_2_after_correction.png"/>
+                                          <pic:cNvPicPr>
+                                            <a:picLocks noChangeAspect="1" noChangeArrowheads="1"/>
+                                          </pic:cNvPicPr>
+                                        </pic:nvPicPr>
+                                        <pic:blipFill>
+                                          <a:blip r:embed="rId10">
+                                            <a:extLst>
+                                              <a:ext uri="{28A0092B-C50C-407E-A947-70E740481C1C}">
+                                                <a14:useLocalDpi xmlns:a14="http://schemas.microsoft.com/office/drawing/2010/main" val="0"/>
+                                              </a:ext>
+                                            </a:extLst>
+                                          </a:blip>
+                                          <a:srcRect/>
+                                          <a:stretch>
+                                            <a:fillRect/>
+                                          </a:stretch>
+                                        </pic:blipFill>
+                                        <pic:spPr bwMode="auto">
+                                          <a:xfrm>
+                                            <a:off x="0" y="0"/>
+                                            <a:ext cx="6510637" cy="2843442"/>
+                                          </a:xfrm>
+                                          <a:prstGeom prst="rect">
+                                            <a:avLst/>
+                                          </a:prstGeom>
+                                          <a:noFill/>
+                                          <a:ln>
+                                            <a:noFill/>
+                                          </a:ln>
+                                        </pic:spPr>
+                                      </pic:pic>
+                                    </a:graphicData>
+                                  </a:graphic>
+                                </wp:inline>
+                              </w:drawing>
+                            </w:r>
+                          </w:p>
+                          <w:p>
+                            <w:pPr>
+                              <w:ind w:left="0"/>
+                            </w:pPr>
+                          </w:p>
+                          <w:p>
+                            <w:pPr>
+                              <w:ind w:left="0"/>
+                            </w:pPr>
+                          </w:p>
+                          <w:p>
+                            <w:pPr>
+                              <w:ind w:left="0"/>
+                            </w:pPr>
+                          </w:p>
+                          <w:p>
+                            <w:pPr>
+                              <w:ind w:left="0"/>
+                            </w:pPr>
+                          </w:p>
+                          <w:p>
+                            <w:pPr>
+                              <w:ind w:left="0"/>
+                            </w:pPr>
+                          </w:p>
+                          <w:p>
+                            <w:pPr>
+                              <w:ind w:left="0"/>
+                            </w:pPr>
+                          </w:p>
+                          <w:p>
+                            <w:pPr>
+                              <w:ind w:left="0"/>
+                            </w:pPr>
+                          </w:p>
+                          <w:p>
+                            <w:pPr>
+                              <w:ind w:left="0"/>
+                            </w:pPr>
+                          </w:p>
+                        </w:txbxContent>
+                      </wps:txbx>
+                      <wps:bodyPr rot="0" spcFirstLastPara="0" vertOverflow="overflow" horzOverflow="overflow" vert="horz" wrap="square" lIns="91440" tIns="45720" rIns="91440" bIns="45720" numCol="1" spcCol="0" rtlCol="0" fromWordArt="0" anchor="t" anchorCtr="0" forceAA="0" compatLnSpc="1">
+                        <a:prstTxWarp prst="textNoShape">
+                          <a:avLst/>
+                        </a:prstTxWarp>
+                        <a:noAutofit/>
+                      </wps:bodyPr>
+                    </wps:wsp>
+                  </a:graphicData>
+                </a:graphic>
+                <wp14:sizeRelH relativeFrom="margin">
+                  <wp14:pctWidth>0</wp14:pctWidth>
+                </wp14:sizeRelH>
+                <wp14:sizeRelV relativeFrom="margin">
+                  <wp14:pctHeight>0</wp14:pctHeight>
+                </wp14:sizeRelV>
+              </wp:anchor>
+            </w:drawing>
+          </mc:Choice>
+          <mc:Fallback>
+            <w:pict>
+              <v:shape w14:anchorId="0DF4A263" id="Text Box 12" o:spid="_x0000_s1028" type="#_x0000_t202" style="position:absolute;margin-left:.2pt;margin-top:27.7pt;width:525pt;height:227.25pt;z-index:-251653120;visibility:visible;mso-wrap-style:square;mso-width-percent:0;mso-height-percent:0;mso-wrap-distance-left:9pt;mso-wrap-distance-top:0;mso-wrap-distance-right:9pt;mso-wrap-distance-bottom:0;mso-position-horizontal:absolute;mso-position-horizontal-relative:text;mso-position-vertical:absolute;mso-position-vertical-relative:text;mso-width-percent:0;mso-height-percent:0;mso-width-relative:margin;mso-height-relative:margin;v-text-anchor:top" o:gfxdata="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" fillcolor="white [3201]" strokeweight=".5pt">
+                <v:textbox>
+                  <w:txbxContent>
+                    <w:p>
+                      <w:pPr>
+                        <w:ind w:left="0"/>
+                      </w:pPr>
+                      <w:r>
+                        <w:rPr>
+                          <w:rStyle w:val="Emphasis"/>
+                          <w:noProof/>
+                        </w:rPr>
+                        <w:drawing>
+                          <wp:inline distT="0" distB="0" distL="0" distR="0" wp14:anchorId="083D2D0A" wp14:editId="1B4EC2F2">
+                            <wp:extent cx="6499207" cy="2838450"/>
+                            <wp:effectExtent l="0" t="0" r="0" b="0"/>
+                            <wp:docPr id="9" name="Picture 9" descr="C:\Users\deber\Downloads\image_2_after_correction.png"/>
+                            <wp:cNvGraphicFramePr>
+                              <a:graphicFrameLocks xmlns:a="http://schemas.openxmlformats.org/drawingml/2006/main" noChangeAspect="1"/>
+                            </wp:cNvGraphicFramePr>
+                            <a:graphic xmlns:a="http://schemas.openxmlformats.org/drawingml/2006/main">
+                              <a:graphicData uri="http://schemas.openxmlformats.org/drawingml/2006/picture">
+                                <pic:pic xmlns:pic="http://schemas.openxmlformats.org/drawingml/2006/picture">
+                                  <pic:nvPicPr>
+                                    <pic:cNvPr id="0" name="Picture 11" descr="C:\Users\deber\Downloads\image_2_after_correction.png"/>
+                                    <pic:cNvPicPr>
+                                      <a:picLocks noChangeAspect="1" noChangeArrowheads="1"/>
+                                    </pic:cNvPicPr>
+                                  </pic:nvPicPr>
+                                  <pic:blipFill>
+                                    <a:blip r:embed="rId10">
+                                      <a:extLst>
+                                        <a:ext uri="{28A0092B-C50C-407E-A947-70E740481C1C}">
+                                          <a14:useLocalDpi xmlns:a14="http://schemas.microsoft.com/office/drawing/2010/main" val="0"/>
+                                        </a:ext>
+                                      </a:extLst>
+                                    </a:blip>
+                                    <a:srcRect/>
+                                    <a:stretch>
+                                      <a:fillRect/>
+                                    </a:stretch>
+                                  </pic:blipFill>
+                                  <pic:spPr bwMode="auto">
+                                    <a:xfrm>
+                                      <a:off x="0" y="0"/>
+                                      <a:ext cx="6510637" cy="2843442"/>
+                                    </a:xfrm>
+                                    <a:prstGeom prst="rect">
+                                      <a:avLst/>
+                                    </a:prstGeom>
+                                    <a:noFill/>
+                                    <a:ln>
+                                      <a:noFill/>
+                                    </a:ln>
+                                  </pic:spPr>
+                                </pic:pic>
+                              </a:graphicData>
+                            </a:graphic>
+                          </wp:inline>
+                        </w:drawing>
+                      </w:r>
+                    </w:p>
+                    <w:p>
+                      <w:pPr>
+                        <w:ind w:left="0"/>
+                      </w:pPr>
+                    </w:p>
+                    <w:p>
+                      <w:pPr>
+                        <w:ind w:left="0"/>
+                      </w:pPr>
+                    </w:p>
+                    <w:p>
+                      <w:pPr>
+                        <w:ind w:left="0"/>
+                      </w:pPr>
+                    </w:p>
+                    <w:p>
+                      <w:pPr>
+                        <w:ind w:left="0"/>
+                      </w:pPr>
+                    </w:p>
+                    <w:p>
+                      <w:pPr>
+                        <w:ind w:left="0"/>
+                      </w:pPr>
+                    </w:p>
+                    <w:p>
+                      <w:pPr>
+                        <w:ind w:left="0"/>
+                      </w:pPr>
+                    </w:p>
+                    <w:p>
+                      <w:pPr>
+                        <w:ind w:left="0"/>
+                      </w:pPr>
+                    </w:p>
+                    <w:p>
+                      <w:pPr>
+                        <w:ind w:left="0"/>
+                      </w:pPr>
+                    </w:p>
+                  </w:txbxContent>
+                </v:textbox>
+              </v:shape>
+            </w:pict>
+          </mc:Fallback>
+        </mc:AlternateContent>
+      </w:r>
+    </w:p>
+    <w:p>
+      <w:pPr>
+        <w:pStyle w:val="NormalWeb"/>
+        <w:rPr>
+          <w:rStyle w:val="Emphasis"/>
+        </w:rPr>
+      </w:pPr>
+    </w:p>
+    <w:p>
+      <w:pPr>
+        <w:pStyle w:val="NormalWeb"/>
+        <w:rPr>
+          <w:rStyle w:val="Emphasis"/>
+        </w:rPr>
+      </w:pPr>
+    </w:p>
+    <w:p>
+      <w:pPr>
+        <w:pStyle w:val="NormalWeb"/>
+        <w:rPr>
+          <w:rStyle w:val="Emphasis"/>
+        </w:rPr>
+      </w:pPr>
+    </w:p>
+    <w:p>
+      <w:pPr>
+        <w:pStyle w:val="NormalWeb"/>
+        <w:rPr>
+          <w:rStyle w:val="Emphasis"/>
+        </w:rPr>
+      </w:pPr>
+    </w:p>
+    <w:p>
+      <w:pPr>
+        <w:pStyle w:val="NormalWeb"/>
+        <w:rPr>
+          <w:rStyle w:val="Emphasis"/>
+        </w:rPr>
+      </w:pPr>
+    </w:p>
+    <w:p>
+      <w:pPr>
+        <w:pStyle w:val="NormalWeb"/>
+        <w:rPr>
+          <w:rStyle w:val="Emphasis"/>
+        </w:rPr>
+      </w:pPr>
+    </w:p>
+    <w:p>
+      <w:pPr>
+        <w:pStyle w:val="NormalWeb"/>
+        <w:rPr>
+          <w:rStyle w:val="Emphasis"/>
+        </w:rPr>
+      </w:pPr>
+    </w:p>
+    <w:p>
+      <w:pPr>
+        <w:pStyle w:val="NormalWeb"/>
+        <w:rPr>
+          <w:rStyle w:val="Emphasis"/>
+        </w:rPr>
+      </w:pPr>
+    </w:p>
+    <w:p>
+      <w:pPr>
+        <w:pStyle w:val="NormalWeb"/>
+        <w:rPr>
+          <w:rStyle w:val="Emphasis"/>
+        </w:rPr>
+      </w:pPr>
+    </w:p>
+    <w:p>
+      <w:pPr>
         <w:ind w:left="0" w:firstLine="0"/>
       </w:pPr>
     </w:p>
     <w:p>
       <w:pPr>
-        <w:spacing w:after="0" w:line="259" w:lineRule="auto"/>
-        <w:ind w:left="0" w:firstLine="0"/>
-        <w:jc w:val="center"/>
-        <w:rPr>
-          <w:b/>
+        <w:pStyle w:val="Heading1"/>
+        <w:rPr>
+          <w:rStyle w:val="Emphasis"/>
+          <w:i w:val="0"/>
+          <w:iCs w:val="0"/>
           <w:u w:val="single"/>
         </w:rPr>
       </w:pPr>
       <w:r>
         <w:rPr>
-          <w:b/>
+          <w:sz w:val="28"/>
           <w:u w:val="single"/>
         </w:rPr>
-        <w:t>CSS</w:t>
+        <w:t>3. Validation CSS</w:t>
       </w:r>
     </w:p>
     <w:p>
       <w:pPr>
-        <w:spacing w:after="0" w:line="259" w:lineRule="auto"/>
-        <w:ind w:left="0" w:firstLine="0"/>
+        <w:pStyle w:val="NormalWeb"/>
+      </w:pPr>
+      <w:r>
+        <w:t>Aucune erreur n'a été détectée lors de la validation initiale.</w:t>
+      </w:r>
+    </w:p>
+    <w:p>
+      <w:pPr>
+        <w:pStyle w:val="Heading1"/>
       </w:pPr>
       <w:r>
         <w:rPr>
           <w:noProof/>
           <w:lang w:val="en-US" w:eastAsia="en-US"/>
         </w:rPr>
+        <w:lastRenderedPageBreak/>
+        <mc:AlternateContent>
+          <mc:Choice Requires="wps">
+            <w:drawing>
+              <wp:anchor distT="0" distB="0" distL="114300" distR="114300" simplePos="0" relativeHeight="251665408" behindDoc="1" locked="0" layoutInCell="1" allowOverlap="1" wp14:anchorId="4C711BED" wp14:editId="3BC727D6">
+                <wp:simplePos x="0" y="0"/>
+                <wp:positionH relativeFrom="column">
+                  <wp:posOffset>-276225</wp:posOffset>
+                </wp:positionH>
+                <wp:positionV relativeFrom="paragraph">
+                  <wp:posOffset>179705</wp:posOffset>
+                </wp:positionV>
+                <wp:extent cx="6667500" cy="3390900"/>
+                <wp:effectExtent l="0" t="0" r="19050" b="19050"/>
+                <wp:wrapNone/>
+                <wp:docPr id="13" name="Text Box 13"/>
+                <wp:cNvGraphicFramePr/>
+                <a:graphic xmlns:a="http://schemas.openxmlformats.org/drawingml/2006/main">
+                  <a:graphicData uri="http://schemas.microsoft.com/office/word/2010/wordprocessingShape">
+                    <wps:wsp>
+                      <wps:cNvSpPr txBox="1"/>
+                      <wps:spPr>
+                        <a:xfrm>
+                          <a:off x="0" y="0"/>
+                          <a:ext cx="6667500" cy="3390900"/>
+                        </a:xfrm>
+                        <a:prstGeom prst="rect">
+                          <a:avLst/>
+                        </a:prstGeom>
+                        <a:solidFill>
+                          <a:schemeClr val="lt1"/>
+                        </a:solidFill>
+                        <a:ln w="6350">
+                          <a:solidFill>
+                            <a:prstClr val="black"/>
+                          </a:solidFill>
+                        </a:ln>
+                      </wps:spPr>
+                      <wps:txbx>
+                        <w:txbxContent>
+                          <w:p>
+                            <w:pPr>
+                              <w:ind w:left="0"/>
+                              <w:jc w:val="center"/>
+                            </w:pPr>
+                          </w:p>
+                          <w:p>
+                            <w:pPr>
+                              <w:ind w:left="0"/>
+                              <w:jc w:val="center"/>
+                            </w:pPr>
+                          </w:p>
+                          <w:p>
+                            <w:pPr>
+                              <w:ind w:left="0"/>
+                              <w:jc w:val="center"/>
+                            </w:pPr>
+                          </w:p>
+                          <w:p>
+                            <w:pPr>
+                              <w:ind w:left="0"/>
+                              <w:jc w:val="center"/>
+                            </w:pPr>
+                          </w:p>
+                          <w:p>
+                            <w:pPr>
+                              <w:ind w:left="0"/>
+                              <w:jc w:val="center"/>
+                            </w:pPr>
+                          </w:p>
+                          <w:p>
+                            <w:pPr>
+                              <w:ind w:left="0"/>
+                              <w:jc w:val="center"/>
+                            </w:pPr>
+                          </w:p>
+                          <w:p>
+                            <w:pPr>
+                              <w:ind w:left="0"/>
+                              <w:jc w:val="center"/>
+                            </w:pPr>
+                          </w:p>
+                          <w:p>
+                            <w:pPr>
+                              <w:ind w:left="0"/>
+                              <w:jc w:val="center"/>
+                            </w:pPr>
+                          </w:p>
+                        </w:txbxContent>
+                      </wps:txbx>
+                      <wps:bodyPr rot="0" spcFirstLastPara="0" vertOverflow="overflow" horzOverflow="overflow" vert="horz" wrap="square" lIns="91440" tIns="45720" rIns="91440" bIns="45720" numCol="1" spcCol="0" rtlCol="0" fromWordArt="0" anchor="t" anchorCtr="0" forceAA="0" compatLnSpc="1">
+                        <a:prstTxWarp prst="textNoShape">
+                          <a:avLst/>
+                        </a:prstTxWarp>
+                        <a:noAutofit/>
+                      </wps:bodyPr>
+                    </wps:wsp>
+                  </a:graphicData>
+                </a:graphic>
+                <wp14:sizeRelH relativeFrom="margin">
+                  <wp14:pctWidth>0</wp14:pctWidth>
+                </wp14:sizeRelH>
+                <wp14:sizeRelV relativeFrom="margin">
+                  <wp14:pctHeight>0</wp14:pctHeight>
+                </wp14:sizeRelV>
+              </wp:anchor>
+            </w:drawing>
+          </mc:Choice>
+          <mc:Fallback>
+            <w:pict>
+              <v:shape w14:anchorId="4C711BED" id="Text Box 13" o:spid="_x0000_s1029" type="#_x0000_t202" style="position:absolute;left:0;text-align:left;margin-left:-21.75pt;margin-top:14.15pt;width:525pt;height:267pt;z-index:-251651072;visibility:visible;mso-wrap-style:square;mso-width-percent:0;mso-height-percent:0;mso-wrap-distance-left:9pt;mso-wrap-distance-top:0;mso-wrap-distance-right:9pt;mso-wrap-distance-bottom:0;mso-position-horizontal:absolute;mso-position-horizontal-relative:text;mso-position-vertical:absolute;mso-position-vertical-relative:text;mso-width-percent:0;mso-height-percent:0;mso-width-relative:margin;mso-height-relative:margin;v-text-anchor:top" o:gfxdata="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" fillcolor="white [3201]" strokeweight=".5pt">
+                <v:textbox>
+                  <w:txbxContent>
+                    <w:p>
+                      <w:pPr>
+                        <w:ind w:left="0"/>
+                        <w:jc w:val="center"/>
+                      </w:pPr>
+                    </w:p>
+                    <w:p>
+                      <w:pPr>
+                        <w:ind w:left="0"/>
+                        <w:jc w:val="center"/>
+                      </w:pPr>
+                    </w:p>
+                    <w:p>
+                      <w:pPr>
+                        <w:ind w:left="0"/>
+                        <w:jc w:val="center"/>
+                      </w:pPr>
+                    </w:p>
+                    <w:p>
+                      <w:pPr>
+                        <w:ind w:left="0"/>
+                        <w:jc w:val="center"/>
+                      </w:pPr>
+                    </w:p>
+                    <w:p>
+                      <w:pPr>
+                        <w:ind w:left="0"/>
+                        <w:jc w:val="center"/>
+                      </w:pPr>
+                    </w:p>
+                    <w:p>
+                      <w:pPr>
+                        <w:ind w:left="0"/>
+                        <w:jc w:val="center"/>
+                      </w:pPr>
+                    </w:p>
+                    <w:p>
+                      <w:pPr>
+                        <w:ind w:left="0"/>
+                        <w:jc w:val="center"/>
+                      </w:pPr>
+                    </w:p>
+                    <w:p>
+                      <w:pPr>
+                        <w:ind w:left="0"/>
+                        <w:jc w:val="center"/>
+                      </w:pPr>
+                    </w:p>
+                  </w:txbxContent>
+                </v:textbox>
+              </v:shape>
+            </w:pict>
+          </mc:Fallback>
+        </mc:AlternateContent>
+      </w:r>
+    </w:p>
+    <w:p>
+      <w:pPr>
+        <w:pStyle w:val="Heading1"/>
+      </w:pPr>
+    </w:p>
+    <w:p>
+      <w:pPr>
+        <w:pStyle w:val="Heading1"/>
+        <w:tabs>
+          <w:tab w:val="left" w:pos="3855"/>
+        </w:tabs>
+      </w:pPr>
+      <w:r>
+        <w:tab/>
+      </w:r>
+      <w:r>
+        <w:rPr>
+          <w:noProof/>
+          <w:lang w:val="en-US" w:eastAsia="en-US"/>
+        </w:rPr>
         <w:drawing>
-          <wp:inline distT="0" distB="0" distL="0" distR="0" wp14:anchorId="73866F4E" wp14:editId="704B66EF">
-            <wp:extent cx="6051550" cy="3402330"/>
-            <wp:effectExtent l="0" t="0" r="6350" b="7620"/>
-            <wp:docPr id="4" name="Picture 4"/>
+          <wp:inline distT="0" distB="0" distL="0" distR="0" wp14:anchorId="1B96B6DE" wp14:editId="7AF2A531">
+            <wp:extent cx="6182982" cy="2686050"/>
+            <wp:effectExtent l="0" t="0" r="8890" b="0"/>
+            <wp:docPr id="14" name="Picture 14" descr="C:\Users\deber\Downloads\css_tout_est_correct.png"/>
             <wp:cNvGraphicFramePr>
               <a:graphicFrameLocks xmlns:a="http://schemas.openxmlformats.org/drawingml/2006/main" noChangeAspect="1"/>
             </wp:cNvGraphicFramePr>
@@ -1166,23 +1787,36 @@
               <a:graphicData uri="http://schemas.openxmlformats.org/drawingml/2006/picture">
                 <pic:pic xmlns:pic="http://schemas.openxmlformats.org/drawingml/2006/picture">
                   <pic:nvPicPr>
-                    <pic:cNvPr id="1" name=""/>
-                    <pic:cNvPicPr/>
+                    <pic:cNvPr id="0" name="Picture 14" descr="C:\Users\deber\Downloads\css_tout_est_correct.png"/>
+                    <pic:cNvPicPr>
+                      <a:picLocks noChangeAspect="1" noChangeArrowheads="1"/>
+                    </pic:cNvPicPr>
                   </pic:nvPicPr>
                   <pic:blipFill>
-                    <a:blip r:embed="rId10"/>
+                    <a:blip r:embed="rId11">
+                      <a:extLst>
+                        <a:ext uri="{28A0092B-C50C-407E-A947-70E740481C1C}">
+                          <a14:useLocalDpi xmlns:a14="http://schemas.microsoft.com/office/drawing/2010/main" val="0"/>
+                        </a:ext>
+                      </a:extLst>
+                    </a:blip>
+                    <a:srcRect/>
                     <a:stretch>
                       <a:fillRect/>
                     </a:stretch>
                   </pic:blipFill>
-                  <pic:spPr>
+                  <pic:spPr bwMode="auto">
                     <a:xfrm>
                       <a:off x="0" y="0"/>
-                      <a:ext cx="6051550" cy="3402330"/>
+                      <a:ext cx="6191621" cy="2689803"/>
                     </a:xfrm>
                     <a:prstGeom prst="rect">
                       <a:avLst/>
                     </a:prstGeom>
+                    <a:noFill/>
+                    <a:ln>
+                      <a:noFill/>
+                    </a:ln>
                   </pic:spPr>
                 </pic:pic>
               </a:graphicData>
@@ -1190,30 +1824,61 @@
           </wp:inline>
         </w:drawing>
       </w:r>
-    </w:p>
-    <w:p>
-      <w:pPr>
-        <w:spacing w:after="0" w:line="259" w:lineRule="auto"/>
+      <w:r>
+        <w:tab/>
+      </w:r>
+    </w:p>
+    <w:p>
+      <w:pPr>
+        <w:pStyle w:val="Heading1"/>
+      </w:pPr>
+    </w:p>
+    <w:p>
+      <w:pPr>
         <w:ind w:left="0" w:firstLine="0"/>
       </w:pPr>
     </w:p>
     <w:p>
       <w:pPr>
-        <w:spacing w:after="0" w:line="259" w:lineRule="auto"/>
-        <w:ind w:left="0" w:firstLine="0"/>
-      </w:pPr>
-    </w:p>
-    <w:p>
-      <w:pPr>
-        <w:spacing w:after="0" w:line="259" w:lineRule="auto"/>
-        <w:ind w:left="0" w:firstLine="0"/>
-      </w:pPr>
-    </w:p>
-    <w:p>
-      <w:pPr>
-        <w:spacing w:after="0" w:line="259" w:lineRule="auto"/>
-        <w:ind w:left="0" w:firstLine="0"/>
-      </w:pPr>
+        <w:pStyle w:val="Heading1"/>
+        <w:rPr>
+          <w:sz w:val="28"/>
+          <w:u w:val="single"/>
+        </w:rPr>
+      </w:pPr>
+      <w:r>
+        <w:rPr>
+          <w:sz w:val="28"/>
+          <w:u w:val="single"/>
+        </w:rPr>
+        <w:t>4. Conclusion</w:t>
+      </w:r>
+      <w:bookmarkStart w:id="0" w:name="_GoBack"/>
+      <w:bookmarkEnd w:id="0"/>
+    </w:p>
+    <w:p>
+      <w:pPr>
+        <w:pStyle w:val="NormalWeb"/>
+      </w:pPr>
+      <w:r>
+        <w:t>Le projet respecte les standards du W3C pour les fichiers HTML et CSS.</w:t>
+      </w:r>
+    </w:p>
+    <w:p>
+      <w:pPr>
+        <w:pStyle w:val="NormalWeb"/>
+      </w:pPr>
+      <w:r>
+        <w:t>Toutes les erreurs détectées ont été corrigées avant la remise finale.</w:t>
+      </w:r>
+    </w:p>
+    <w:p>
+      <w:pPr>
+        <w:pStyle w:val="NormalWeb"/>
+      </w:pPr>
+      <w:r>
+        <w:t>L'application respecte les principes de structure HTML5, de conception responsive et de programmation JavaScript moderne.</w:t>
+      </w:r>
     </w:p>
     <w:p>
       <w:pPr>
@@ -1227,83 +1892,6 @@
           <w:u w:val="single"/>
         </w:rPr>
       </w:pPr>
-      <w:r>
-        <w:rPr>
-          <w:b/>
-          <w:sz w:val="26"/>
-          <w:szCs w:val="26"/>
-          <w:u w:val="single"/>
-        </w:rPr>
-        <w:t>Preview</w:t>
-      </w:r>
-    </w:p>
-    <w:p>
-      <w:pPr>
-        <w:spacing w:after="0" w:line="259" w:lineRule="auto"/>
-        <w:ind w:left="0" w:firstLine="0"/>
-        <w:jc w:val="center"/>
-        <w:rPr>
-          <w:b/>
-          <w:sz w:val="26"/>
-          <w:szCs w:val="26"/>
-          <w:u w:val="single"/>
-        </w:rPr>
-      </w:pPr>
-    </w:p>
-    <w:p>
-      <w:pPr>
-        <w:spacing w:after="0" w:line="259" w:lineRule="auto"/>
-        <w:ind w:left="0" w:firstLine="0"/>
-        <w:jc w:val="center"/>
-        <w:rPr>
-          <w:b/>
-          <w:sz w:val="26"/>
-          <w:szCs w:val="26"/>
-          <w:u w:val="single"/>
-        </w:rPr>
-      </w:pPr>
-      <w:r>
-        <w:rPr>
-          <w:noProof/>
-          <w:lang w:val="en-US" w:eastAsia="en-US"/>
-        </w:rPr>
-        <w:lastRenderedPageBreak/>
-        <w:drawing>
-          <wp:inline distT="0" distB="0" distL="0" distR="0" wp14:anchorId="475BED28" wp14:editId="7343BD20">
-            <wp:extent cx="6051550" cy="3402330"/>
-            <wp:effectExtent l="0" t="0" r="6350" b="7620"/>
-            <wp:docPr id="2" name="Picture 2"/>
-            <wp:cNvGraphicFramePr>
-              <a:graphicFrameLocks xmlns:a="http://schemas.openxmlformats.org/drawingml/2006/main" noChangeAspect="1"/>
-            </wp:cNvGraphicFramePr>
-            <a:graphic xmlns:a="http://schemas.openxmlformats.org/drawingml/2006/main">
-              <a:graphicData uri="http://schemas.openxmlformats.org/drawingml/2006/picture">
-                <pic:pic xmlns:pic="http://schemas.openxmlformats.org/drawingml/2006/picture">
-                  <pic:nvPicPr>
-                    <pic:cNvPr id="1" name=""/>
-                    <pic:cNvPicPr/>
-                  </pic:nvPicPr>
-                  <pic:blipFill>
-                    <a:blip r:embed="rId11"/>
-                    <a:stretch>
-                      <a:fillRect/>
-                    </a:stretch>
-                  </pic:blipFill>
-                  <pic:spPr>
-                    <a:xfrm>
-                      <a:off x="0" y="0"/>
-                      <a:ext cx="6051550" cy="3402330"/>
-                    </a:xfrm>
-                    <a:prstGeom prst="rect">
-                      <a:avLst/>
-                    </a:prstGeom>
-                  </pic:spPr>
-                </pic:pic>
-              </a:graphicData>
-            </a:graphic>
-          </wp:inline>
-        </w:drawing>
-      </w:r>
     </w:p>
     <w:sectPr>
       <w:pgSz w:w="12240" w:h="15840"/>
@@ -1947,6 +2535,155 @@
     </w:lvl>
   </w:abstractNum>
   <w:abstractNum w:abstractNumId="5" w15:restartNumberingAfterBreak="0">
+    <w:nsid w:val="2B627CE0"/>
+    <w:multiLevelType w:val="multilevel"/>
+    <w:tmpl w:val="D15EB196"/>
+    <w:lvl w:ilvl="0">
+      <w:start w:val="1"/>
+      <w:numFmt w:val="bullet"/>
+      <w:lvlText w:val=""/>
+      <w:lvlJc w:val="left"/>
+      <w:pPr>
+        <w:tabs>
+          <w:tab w:val="num" w:pos="720"/>
+        </w:tabs>
+        <w:ind w:left="720" w:hanging="360"/>
+      </w:pPr>
+      <w:rPr>
+        <w:rFonts w:ascii="Symbol" w:hAnsi="Symbol" w:hint="default"/>
+        <w:sz w:val="20"/>
+      </w:rPr>
+    </w:lvl>
+    <w:lvl w:ilvl="1" w:tentative="1">
+      <w:start w:val="1"/>
+      <w:numFmt w:val="bullet"/>
+      <w:lvlText w:val="o"/>
+      <w:lvlJc w:val="left"/>
+      <w:pPr>
+        <w:tabs>
+          <w:tab w:val="num" w:pos="1440"/>
+        </w:tabs>
+        <w:ind w:left="1440" w:hanging="360"/>
+      </w:pPr>
+      <w:rPr>
+        <w:rFonts w:ascii="Courier New" w:hAnsi="Courier New" w:hint="default"/>
+        <w:sz w:val="20"/>
+      </w:rPr>
+    </w:lvl>
+    <w:lvl w:ilvl="2" w:tentative="1">
+      <w:start w:val="1"/>
+      <w:numFmt w:val="bullet"/>
+      <w:lvlText w:val=""/>
+      <w:lvlJc w:val="left"/>
+      <w:pPr>
+        <w:tabs>
+          <w:tab w:val="num" w:pos="2160"/>
+        </w:tabs>
+        <w:ind w:left="2160" w:hanging="360"/>
+      </w:pPr>
+      <w:rPr>
+        <w:rFonts w:ascii="Wingdings" w:hAnsi="Wingdings" w:hint="default"/>
+        <w:sz w:val="20"/>
+      </w:rPr>
+    </w:lvl>
+    <w:lvl w:ilvl="3" w:tentative="1">
+      <w:start w:val="1"/>
+      <w:numFmt w:val="bullet"/>
+      <w:lvlText w:val=""/>
+      <w:lvlJc w:val="left"/>
+      <w:pPr>
+        <w:tabs>
+          <w:tab w:val="num" w:pos="2880"/>
+        </w:tabs>
+        <w:ind w:left="2880" w:hanging="360"/>
+      </w:pPr>
+      <w:rPr>
+        <w:rFonts w:ascii="Wingdings" w:hAnsi="Wingdings" w:hint="default"/>
+        <w:sz w:val="20"/>
+      </w:rPr>
+    </w:lvl>
+    <w:lvl w:ilvl="4" w:tentative="1">
+      <w:start w:val="1"/>
+      <w:numFmt w:val="bullet"/>
+      <w:lvlText w:val=""/>
+      <w:lvlJc w:val="left"/>
+      <w:pPr>
+        <w:tabs>
+          <w:tab w:val="num" w:pos="3600"/>
+        </w:tabs>
+        <w:ind w:left="3600" w:hanging="360"/>
+      </w:pPr>
+      <w:rPr>
+        <w:rFonts w:ascii="Wingdings" w:hAnsi="Wingdings" w:hint="default"/>
+        <w:sz w:val="20"/>
+      </w:rPr>
+    </w:lvl>
+    <w:lvl w:ilvl="5" w:tentative="1">
+      <w:start w:val="1"/>
+      <w:numFmt w:val="bullet"/>
+      <w:lvlText w:val=""/>
+      <w:lvlJc w:val="left"/>
+      <w:pPr>
+        <w:tabs>
+          <w:tab w:val="num" w:pos="4320"/>
+        </w:tabs>
+        <w:ind w:left="4320" w:hanging="360"/>
+      </w:pPr>
+      <w:rPr>
+        <w:rFonts w:ascii="Wingdings" w:hAnsi="Wingdings" w:hint="default"/>
+        <w:sz w:val="20"/>
+      </w:rPr>
+    </w:lvl>
+    <w:lvl w:ilvl="6" w:tentative="1">
+      <w:start w:val="1"/>
+      <w:numFmt w:val="bullet"/>
+      <w:lvlText w:val=""/>
+      <w:lvlJc w:val="left"/>
+      <w:pPr>
+        <w:tabs>
+          <w:tab w:val="num" w:pos="5040"/>
+        </w:tabs>
+        <w:ind w:left="5040" w:hanging="360"/>
+      </w:pPr>
+      <w:rPr>
+        <w:rFonts w:ascii="Wingdings" w:hAnsi="Wingdings" w:hint="default"/>
+        <w:sz w:val="20"/>
+      </w:rPr>
+    </w:lvl>
+    <w:lvl w:ilvl="7" w:tentative="1">
+      <w:start w:val="1"/>
+      <w:numFmt w:val="bullet"/>
+      <w:lvlText w:val=""/>
+      <w:lvlJc w:val="left"/>
+      <w:pPr>
+        <w:tabs>
+          <w:tab w:val="num" w:pos="5760"/>
+        </w:tabs>
+        <w:ind w:left="5760" w:hanging="360"/>
+      </w:pPr>
+      <w:rPr>
+        <w:rFonts w:ascii="Wingdings" w:hAnsi="Wingdings" w:hint="default"/>
+        <w:sz w:val="20"/>
+      </w:rPr>
+    </w:lvl>
+    <w:lvl w:ilvl="8" w:tentative="1">
+      <w:start w:val="1"/>
+      <w:numFmt w:val="bullet"/>
+      <w:lvlText w:val=""/>
+      <w:lvlJc w:val="left"/>
+      <w:pPr>
+        <w:tabs>
+          <w:tab w:val="num" w:pos="6480"/>
+        </w:tabs>
+        <w:ind w:left="6480" w:hanging="360"/>
+      </w:pPr>
+      <w:rPr>
+        <w:rFonts w:ascii="Wingdings" w:hAnsi="Wingdings" w:hint="default"/>
+        <w:sz w:val="20"/>
+      </w:rPr>
+    </w:lvl>
+  </w:abstractNum>
+  <w:abstractNum w:abstractNumId="6" w15:restartNumberingAfterBreak="0">
     <w:nsid w:val="327438E6"/>
     <w:multiLevelType w:val="hybridMultilevel"/>
     <w:tmpl w:val="FFFFFFFF"/>
@@ -2158,7 +2895,7 @@
       </w:rPr>
     </w:lvl>
   </w:abstractNum>
-  <w:abstractNum w:abstractNumId="6" w15:restartNumberingAfterBreak="0">
+  <w:abstractNum w:abstractNumId="7" w15:restartNumberingAfterBreak="0">
     <w:nsid w:val="387C397B"/>
     <w:multiLevelType w:val="hybridMultilevel"/>
     <w:tmpl w:val="FFFFFFFF"/>
@@ -2370,7 +3107,7 @@
       </w:rPr>
     </w:lvl>
   </w:abstractNum>
-  <w:abstractNum w:abstractNumId="7" w15:restartNumberingAfterBreak="0">
+  <w:abstractNum w:abstractNumId="8" w15:restartNumberingAfterBreak="0">
     <w:nsid w:val="3D92412E"/>
     <w:multiLevelType w:val="hybridMultilevel"/>
     <w:tmpl w:val="8DD21E30"/>
@@ -2456,7 +3193,7 @@
       </w:pPr>
     </w:lvl>
   </w:abstractNum>
-  <w:abstractNum w:abstractNumId="8" w15:restartNumberingAfterBreak="0">
+  <w:abstractNum w:abstractNumId="9" w15:restartNumberingAfterBreak="0">
     <w:nsid w:val="43345A74"/>
     <w:multiLevelType w:val="hybridMultilevel"/>
     <w:tmpl w:val="A53451E4"/>
@@ -2569,7 +3306,7 @@
       </w:rPr>
     </w:lvl>
   </w:abstractNum>
-  <w:abstractNum w:abstractNumId="9" w15:restartNumberingAfterBreak="0">
+  <w:abstractNum w:abstractNumId="10" w15:restartNumberingAfterBreak="0">
     <w:nsid w:val="56937B4D"/>
     <w:multiLevelType w:val="hybridMultilevel"/>
     <w:tmpl w:val="16ECC9AA"/>
@@ -2682,7 +3419,7 @@
       </w:rPr>
     </w:lvl>
   </w:abstractNum>
-  <w:abstractNum w:abstractNumId="10" w15:restartNumberingAfterBreak="0">
+  <w:abstractNum w:abstractNumId="11" w15:restartNumberingAfterBreak="0">
     <w:nsid w:val="58D40475"/>
     <w:multiLevelType w:val="hybridMultilevel"/>
     <w:tmpl w:val="19368974"/>
@@ -2768,7 +3505,7 @@
       </w:pPr>
     </w:lvl>
   </w:abstractNum>
-  <w:abstractNum w:abstractNumId="11" w15:restartNumberingAfterBreak="0">
+  <w:abstractNum w:abstractNumId="12" w15:restartNumberingAfterBreak="0">
     <w:nsid w:val="5DA126F2"/>
     <w:multiLevelType w:val="hybridMultilevel"/>
     <w:tmpl w:val="829064D8"/>
@@ -2881,7 +3618,7 @@
       </w:rPr>
     </w:lvl>
   </w:abstractNum>
-  <w:abstractNum w:abstractNumId="12" w15:restartNumberingAfterBreak="0">
+  <w:abstractNum w:abstractNumId="13" w15:restartNumberingAfterBreak="0">
     <w:nsid w:val="62F92577"/>
     <w:multiLevelType w:val="multilevel"/>
     <w:tmpl w:val="DACA098E"/>
@@ -2994,7 +3731,7 @@
       </w:pPr>
     </w:lvl>
   </w:abstractNum>
-  <w:abstractNum w:abstractNumId="13" w15:restartNumberingAfterBreak="0">
+  <w:abstractNum w:abstractNumId="14" w15:restartNumberingAfterBreak="0">
     <w:nsid w:val="6CE32117"/>
     <w:multiLevelType w:val="multilevel"/>
     <w:tmpl w:val="4088EEA6"/>
@@ -3143,7 +3880,7 @@
       </w:rPr>
     </w:lvl>
   </w:abstractNum>
-  <w:abstractNum w:abstractNumId="14" w15:restartNumberingAfterBreak="0">
+  <w:abstractNum w:abstractNumId="15" w15:restartNumberingAfterBreak="0">
     <w:nsid w:val="6EF74A4E"/>
     <w:multiLevelType w:val="multilevel"/>
     <w:tmpl w:val="C6DEB308"/>
@@ -3292,7 +4029,7 @@
       </w:rPr>
     </w:lvl>
   </w:abstractNum>
-  <w:abstractNum w:abstractNumId="15" w15:restartNumberingAfterBreak="0">
+  <w:abstractNum w:abstractNumId="16" w15:restartNumberingAfterBreak="0">
     <w:nsid w:val="70DA2E0D"/>
     <w:multiLevelType w:val="hybridMultilevel"/>
     <w:tmpl w:val="FFFFFFFF"/>
@@ -3504,7 +4241,7 @@
       </w:rPr>
     </w:lvl>
   </w:abstractNum>
-  <w:abstractNum w:abstractNumId="16" w15:restartNumberingAfterBreak="0">
+  <w:abstractNum w:abstractNumId="17" w15:restartNumberingAfterBreak="0">
     <w:nsid w:val="743F606B"/>
     <w:multiLevelType w:val="multilevel"/>
     <w:tmpl w:val="71DA29C6"/>
@@ -3617,7 +4354,7 @@
       </w:pPr>
     </w:lvl>
   </w:abstractNum>
-  <w:abstractNum w:abstractNumId="17" w15:restartNumberingAfterBreak="0">
+  <w:abstractNum w:abstractNumId="18" w15:restartNumberingAfterBreak="0">
     <w:nsid w:val="75AB6171"/>
     <w:multiLevelType w:val="hybridMultilevel"/>
     <w:tmpl w:val="E8CC9E6C"/>
@@ -3730,7 +4467,7 @@
       </w:rPr>
     </w:lvl>
   </w:abstractNum>
-  <w:abstractNum w:abstractNumId="18" w15:restartNumberingAfterBreak="0">
+  <w:abstractNum w:abstractNumId="19" w15:restartNumberingAfterBreak="0">
     <w:nsid w:val="76B83552"/>
     <w:multiLevelType w:val="hybridMultilevel"/>
     <w:tmpl w:val="1898EE6C"/>
@@ -3844,34 +4581,34 @@
     </w:lvl>
   </w:abstractNum>
   <w:num w:numId="1">
+    <w:abstractNumId w:val="7"/>
+  </w:num>
+  <w:num w:numId="2">
     <w:abstractNumId w:val="6"/>
   </w:num>
-  <w:num w:numId="2">
-    <w:abstractNumId w:val="5"/>
-  </w:num>
   <w:num w:numId="3">
-    <w:abstractNumId w:val="15"/>
+    <w:abstractNumId w:val="16"/>
   </w:num>
   <w:num w:numId="4">
     <w:abstractNumId w:val="2"/>
   </w:num>
   <w:num w:numId="5">
+    <w:abstractNumId w:val="11"/>
+  </w:num>
+  <w:num w:numId="6">
+    <w:abstractNumId w:val="9"/>
+  </w:num>
+  <w:num w:numId="7">
+    <w:abstractNumId w:val="8"/>
+  </w:num>
+  <w:num w:numId="8">
+    <w:abstractNumId w:val="12"/>
+  </w:num>
+  <w:num w:numId="9">
     <w:abstractNumId w:val="10"/>
   </w:num>
-  <w:num w:numId="6">
-    <w:abstractNumId w:val="8"/>
-  </w:num>
-  <w:num w:numId="7">
-    <w:abstractNumId w:val="7"/>
-  </w:num>
-  <w:num w:numId="8">
-    <w:abstractNumId w:val="11"/>
-  </w:num>
-  <w:num w:numId="9">
-    <w:abstractNumId w:val="9"/>
-  </w:num>
   <w:num w:numId="10">
-    <w:abstractNumId w:val="18"/>
+    <w:abstractNumId w:val="19"/>
   </w:num>
   <w:num w:numId="11">
     <w:abstractNumId w:val="3"/>
@@ -3883,22 +4620,25 @@
     <w:abstractNumId w:val="4"/>
   </w:num>
   <w:num w:numId="14">
+    <w:abstractNumId w:val="18"/>
+  </w:num>
+  <w:num w:numId="15">
+    <w:abstractNumId w:val="13"/>
+  </w:num>
+  <w:num w:numId="16">
+    <w:abstractNumId w:val="15"/>
+  </w:num>
+  <w:num w:numId="17">
     <w:abstractNumId w:val="17"/>
   </w:num>
-  <w:num w:numId="15">
-    <w:abstractNumId w:val="12"/>
-  </w:num>
-  <w:num w:numId="16">
+  <w:num w:numId="18">
     <w:abstractNumId w:val="14"/>
-  </w:num>
-  <w:num w:numId="17">
-    <w:abstractNumId w:val="16"/>
-  </w:num>
-  <w:num w:numId="18">
-    <w:abstractNumId w:val="13"/>
   </w:num>
   <w:num w:numId="19">
     <w:abstractNumId w:val="1"/>
+  </w:num>
+  <w:num w:numId="20">
+    <w:abstractNumId w:val="5"/>
   </w:num>
 </w:numbering>
 </file>
@@ -4327,6 +5067,50 @@
       <w:color w:val="000000"/>
     </w:rPr>
   </w:style>
+  <w:style w:type="paragraph" w:styleId="Heading2">
+    <w:name w:val="heading 2"/>
+    <w:basedOn w:val="Normal"/>
+    <w:next w:val="Normal"/>
+    <w:link w:val="Heading2Char"/>
+    <w:uiPriority w:val="9"/>
+    <w:semiHidden/>
+    <w:unhideWhenUsed/>
+    <w:qFormat/>
+    <w:rsid w:val="004F6291"/>
+    <w:pPr>
+      <w:keepNext/>
+      <w:keepLines/>
+      <w:spacing w:before="40" w:after="0"/>
+      <w:outlineLvl w:val="1"/>
+    </w:pPr>
+    <w:rPr>
+      <w:rFonts w:asciiTheme="majorHAnsi" w:eastAsiaTheme="majorEastAsia" w:hAnsiTheme="majorHAnsi" w:cstheme="majorBidi"/>
+      <w:color w:val="0F4761" w:themeColor="accent1" w:themeShade="BF"/>
+      <w:sz w:val="26"/>
+      <w:szCs w:val="26"/>
+    </w:rPr>
+  </w:style>
+  <w:style w:type="paragraph" w:styleId="Heading3">
+    <w:name w:val="heading 3"/>
+    <w:basedOn w:val="Normal"/>
+    <w:next w:val="Normal"/>
+    <w:link w:val="Heading3Char"/>
+    <w:uiPriority w:val="9"/>
+    <w:semiHidden/>
+    <w:unhideWhenUsed/>
+    <w:qFormat/>
+    <w:rsid w:val="004F6291"/>
+    <w:pPr>
+      <w:keepNext/>
+      <w:keepLines/>
+      <w:spacing w:before="40" w:after="0"/>
+      <w:outlineLvl w:val="2"/>
+    </w:pPr>
+    <w:rPr>
+      <w:rFonts w:asciiTheme="majorHAnsi" w:eastAsiaTheme="majorEastAsia" w:hAnsiTheme="majorHAnsi" w:cstheme="majorBidi"/>
+      <w:color w:val="0A2F40" w:themeColor="accent1" w:themeShade="7F"/>
+    </w:rPr>
+  </w:style>
   <w:style w:type="character" w:default="1" w:styleId="DefaultParagraphFont">
     <w:name w:val="Default Paragraph Font"/>
     <w:uiPriority w:val="1"/>
@@ -4551,6 +5335,56 @@
     <w:rPr>
       <w:color w:val="96607D" w:themeColor="followedHyperlink"/>
       <w:u w:val="single"/>
+    </w:rPr>
+  </w:style>
+  <w:style w:type="character" w:customStyle="1" w:styleId="Heading2Char">
+    <w:name w:val="Heading 2 Char"/>
+    <w:basedOn w:val="DefaultParagraphFont"/>
+    <w:link w:val="Heading2"/>
+    <w:uiPriority w:val="9"/>
+    <w:semiHidden/>
+    <w:rsid w:val="004F6291"/>
+    <w:rPr>
+      <w:rFonts w:asciiTheme="majorHAnsi" w:eastAsiaTheme="majorEastAsia" w:hAnsiTheme="majorHAnsi" w:cstheme="majorBidi"/>
+      <w:color w:val="0F4761" w:themeColor="accent1" w:themeShade="BF"/>
+      <w:sz w:val="26"/>
+      <w:szCs w:val="26"/>
+    </w:rPr>
+  </w:style>
+  <w:style w:type="character" w:customStyle="1" w:styleId="Heading3Char">
+    <w:name w:val="Heading 3 Char"/>
+    <w:basedOn w:val="DefaultParagraphFont"/>
+    <w:link w:val="Heading3"/>
+    <w:uiPriority w:val="9"/>
+    <w:semiHidden/>
+    <w:rsid w:val="004F6291"/>
+    <w:rPr>
+      <w:rFonts w:asciiTheme="majorHAnsi" w:eastAsiaTheme="majorEastAsia" w:hAnsiTheme="majorHAnsi" w:cstheme="majorBidi"/>
+      <w:color w:val="0A2F40" w:themeColor="accent1" w:themeShade="7F"/>
+    </w:rPr>
+  </w:style>
+  <w:style w:type="character" w:styleId="Emphasis">
+    <w:name w:val="Emphasis"/>
+    <w:basedOn w:val="DefaultParagraphFont"/>
+    <w:uiPriority w:val="20"/>
+    <w:qFormat/>
+    <w:rsid w:val="004F6291"/>
+    <w:rPr>
+      <w:i/>
+      <w:iCs/>
+    </w:rPr>
+  </w:style>
+  <w:style w:type="character" w:styleId="HTMLCode">
+    <w:name w:val="HTML Code"/>
+    <w:basedOn w:val="DefaultParagraphFont"/>
+    <w:uiPriority w:val="99"/>
+    <w:semiHidden/>
+    <w:unhideWhenUsed/>
+    <w:rsid w:val="004F6291"/>
+    <w:rPr>
+      <w:rFonts w:ascii="Courier New" w:eastAsia="Times New Roman" w:hAnsi="Courier New" w:cs="Courier New"/>
+      <w:sz w:val="20"/>
+      <w:szCs w:val="20"/>
     </w:rPr>
   </w:style>
 </w:styles>
